--- a/report/full.docx
+++ b/report/full.docx
@@ -938,19 +938,19 @@
         <w:t xml:space="preserve"> </w:t>
       </w:r>
       <w:r>
-        <w:t xml:space="preserve">interoperate (C3); connectivity is intermittent (C4); 200 organisations and 10 000 events/day (C5); one student team,</w:t>
-      </w:r>
-      <w:r>
-        <w:t xml:space="preserve"> </w:t>
-      </w:r>
-      <w:r>
-        <w:t xml:space="preserve">one semester (C6); 5 000 words (C7); no production credentials (C8). Delivery follows: one region, cloud only, PWA</w:t>
-      </w:r>
-      <w:r>
-        <w:t xml:space="preserve"> </w:t>
-      </w:r>
-      <w:r>
-        <w:t xml:space="preserve">only, no contracted archive operator at launch.</w:t>
+        <w:t xml:space="preserve">interoperate (C3); connectivity is intermittent (C4); 200 organisations and 10 000 events/day (C5); a small operating</w:t>
+      </w:r>
+      <w:r>
+        <w:t xml:space="preserve"> </w:t>
+      </w:r>
+      <w:r>
+        <w:t xml:space="preserve">team (C6); no production access (C7). Delivery follows: one region, cloud only, PWA only, no contracted archive</w:t>
+      </w:r>
+      <w:r>
+        <w:t xml:space="preserve"> </w:t>
+      </w:r>
+      <w:r>
+        <w:t xml:space="preserve">operator at launch.</w:t>
       </w:r>
     </w:p>
     <w:p>
@@ -3790,13 +3790,7 @@
         <w:t xml:space="preserve"> </w:t>
       </w:r>
       <w:r>
-        <w:t xml:space="preserve">server to join a supply chain. The operator wants the same — six people for one semester (C6) cannot patch a</w:t>
-      </w:r>
-      <w:r>
-        <w:t xml:space="preserve"> </w:t>
-      </w:r>
-      <w:r>
-        <w:t xml:space="preserve">cluster. The regulator wants its workspace to run where the platform cannot read it.</w:t>
+        <w:t xml:space="preserve">server to join a supply chain. The operator wants the same — a small team (C6) cannot patch a cluster. The regulator wants its workspace to run where the platform cannot read it.</w:t>
       </w:r>
     </w:p>
     <w:p>
@@ -8333,13 +8327,13 @@
         <w:t xml:space="preserve"> </w:t>
       </w:r>
       <w:r>
-        <w:t xml:space="preserve">A six-person team for one semester has no</w:t>
-      </w:r>
-      <w:r>
-        <w:t xml:space="preserve"> </w:t>
-      </w:r>
-      <w:r>
-        <w:t xml:space="preserve">operations capacity; IaaS with a self-managed cluster would move patching, HA and backup onto it.</w:t>
+        <w:t xml:space="preserve">A small team has no operations capacity; IaaS</w:t>
+      </w:r>
+      <w:r>
+        <w:t xml:space="preserve"> </w:t>
+      </w:r>
+      <w:r>
+        <w:t xml:space="preserve">with a self-managed cluster would move patching, HA and backup onto it.</w:t>
       </w:r>
     </w:p>
     <w:p>

--- a/report/full.docx
+++ b/report/full.docx
@@ -1022,7 +1022,7 @@
         <w:t xml:space="preserve"> </w:t>
       </w:r>
       <w:r>
-        <w:t xml:space="preserve">account would let the operator read every rule and finding; it runs in the regulator’s own account instead.</w:t>
+        <w:t xml:space="preserve">account would let the operator read every rule and finding.</w:t>
       </w:r>
     </w:p>
     <w:p>
@@ -1034,19 +1034,19 @@
           <w:b/>
           <w:bCs/>
         </w:rPr>
-        <w:t xml:space="preserve">Trust infrastructure (S8–S11) forces the record out of the operator’s hands.</w:t>
-      </w:r>
-      <w:r>
-        <w:t xml:space="preserve"> </w:t>
-      </w:r>
-      <w:r>
-        <w:t xml:space="preserve">Cost is served, unilateral control</w:t>
-      </w:r>
-      <w:r>
-        <w:t xml:space="preserve"> </w:t>
-      </w:r>
-      <w:r>
-        <w:t xml:space="preserve">is not — hence the external archive, the non-platform key holder and verification that needs no cooperation.</w:t>
+        <w:t xml:space="preserve">Trust infrastructure (S8–S11) takes the record out of the operator’s hands.</w:t>
+      </w:r>
+      <w:r>
+        <w:t xml:space="preserve"> </w:t>
+      </w:r>
+      <w:r>
+        <w:t xml:space="preserve">Cost is served, unilateral control is</w:t>
+      </w:r>
+      <w:r>
+        <w:t xml:space="preserve"> </w:t>
+      </w:r>
+      <w:r>
+        <w:t xml:space="preserve">not: hence the external archive, the non-platform key holder and verification with no cooperation.</w:t>
       </w:r>
     </w:p>
     <w:p>
@@ -1064,13 +1064,13 @@
         <w:t xml:space="preserve"> </w:t>
       </w:r>
       <w:r>
-        <w:t xml:space="preserve">eliminate the permissioned ledger, which would fit the evidence requirement but needs validators this</w:t>
-      </w:r>
-      <w:r>
-        <w:t xml:space="preserve"> </w:t>
-      </w:r>
-      <w:r>
-        <w:t xml:space="preserve">project does not have.</w:t>
+        <w:t xml:space="preserve">eliminate the permissioned ledger, which fits the evidence requirement but needs validators this project</w:t>
+      </w:r>
+      <w:r>
+        <w:t xml:space="preserve"> </w:t>
+      </w:r>
+      <w:r>
+        <w:t xml:space="preserve">lacks.</w:t>
       </w:r>
       <w:r>
         <w:t xml:space="preserve"> </w:t>
@@ -1086,19 +1086,13 @@
         <w:t xml:space="preserve"> </w:t>
       </w:r>
       <w:r>
-        <w:t xml:space="preserve">are in tension — a public chain is mandatory, personal data must stay</w:t>
-      </w:r>
-      <w:r>
-        <w:t xml:space="preserve"> </w:t>
-      </w:r>
-      <w:r>
-        <w:t xml:space="preserve">correctable — and the resolution follows: commitments on chain, ciphertext off it, personal data in the mutable</w:t>
-      </w:r>
-      <w:r>
-        <w:t xml:space="preserve"> </w:t>
-      </w:r>
-      <w:r>
-        <w:t xml:space="preserve">layer.</w:t>
+        <w:t xml:space="preserve">are in tension — a public chain is mandatory, personal data must stay correctable — and the</w:t>
+      </w:r>
+      <w:r>
+        <w:t xml:space="preserve"> </w:t>
+      </w:r>
+      <w:r>
+        <w:t xml:space="preserve">resolution follows: commitments on chain, ciphertext off it, personal data in the mutable layer.</w:t>
       </w:r>
     </w:p>
     <w:bookmarkEnd w:id="10"/>
@@ -1240,19 +1234,19 @@
         <w:pStyle w:val="FirstParagraph"/>
       </w:pPr>
       <w:r>
-        <w:t xml:space="preserve">Eleven qualities drive the design. Four decide its shape — integrity (S6, S9, S11), privacy (S1, S5, S6),</w:t>
-      </w:r>
-      <w:r>
-        <w:t xml:space="preserve"> </w:t>
-      </w:r>
-      <w:r>
-        <w:t xml:space="preserve">availability (S4–S6) and analysability (S1–S4, S6); the other seven constrain how it is built. Each row</w:t>
-      </w:r>
-      <w:r>
-        <w:t xml:space="preserve"> </w:t>
-      </w:r>
-      <w:r>
-        <w:t xml:space="preserve">states the requirement as a measurable test, the scenario that exercises it, and the risk if it is not met.</w:t>
+        <w:t xml:space="preserve">Thirteen qualities drive the design. Four decide its shape — integrity (S6, S9, S11), privacy (S1, S5, S6),</w:t>
+      </w:r>
+      <w:r>
+        <w:t xml:space="preserve"> </w:t>
+      </w:r>
+      <w:r>
+        <w:t xml:space="preserve">availability (S4–S6) and analysability (S1–S4, S6); the other nine constrain how it is built. Each row states the</w:t>
+      </w:r>
+      <w:r>
+        <w:t xml:space="preserve"> </w:t>
+      </w:r>
+      <w:r>
+        <w:t xml:space="preserve">requirement as a measurable test, the scenario that exercises it, and the risk if it is not met.</w:t>
       </w:r>
     </w:p>
     <w:tbl>
@@ -2097,49 +2091,31 @@
         <w:pStyle w:val="BodyText"/>
       </w:pPr>
       <w:r>
-        <w:t xml:space="preserve">Rejected while setting these requirements: database plus WORM backup (leaves the operator the sole verifier);</w:t>
-      </w:r>
-      <w:r>
-        <w:t xml:space="preserve"> </w:t>
-      </w:r>
-      <w:r>
-        <w:t xml:space="preserve">a permissioned ledger (needs validators this project does not have, R1); per-employee signing keys (puts</w:t>
-      </w:r>
-      <w:r>
-        <w:t xml:space="preserve"> </w:t>
-      </w:r>
-      <w:r>
-        <w:t xml:space="preserve">natural persons into an immutable record, R5); synchronous calls to every dependency on the read path; a</w:t>
-      </w:r>
-      <w:r>
-        <w:t xml:space="preserve"> </w:t>
-      </w:r>
-      <w:r>
-        <w:t xml:space="preserve">graph database from day one; field-level encryption inside the shared record (the platform would still hold</w:t>
-      </w:r>
-      <w:r>
-        <w:t xml:space="preserve"> </w:t>
-      </w:r>
-      <w:r>
-        <w:t xml:space="preserve">the keys); and a separate dashboard database. Business plausibility — yield, mass balance, fraud — is</w:t>
-      </w:r>
-      <w:r>
-        <w:t xml:space="preserve"> </w:t>
-      </w:r>
-      <w:r>
-        <w:t xml:space="preserve">deliberately not adjudicated at admission: a rule that rejected an event because a quantity looked wrong</w:t>
-      </w:r>
-      <w:r>
-        <w:t xml:space="preserve"> </w:t>
-      </w:r>
-      <w:r>
-        <w:t xml:space="preserve">would make the platform an adjudicator without authority. The decisions that address each risk are argued in §4.1,</w:t>
-      </w:r>
-      <w:r>
-        <w:t xml:space="preserve"> </w:t>
-      </w:r>
-      <w:r>
-        <w:t xml:space="preserve">and the alternatives that survive as alternatives are revisited in §5.1.</w:t>
+        <w:t xml:space="preserve">Rejected while setting these requirements: database plus WORM backup (the operator stays sole verifier); a</w:t>
+      </w:r>
+      <w:r>
+        <w:t xml:space="preserve"> </w:t>
+      </w:r>
+      <w:r>
+        <w:t xml:space="preserve">permissioned ledger (no validators, R1); per-employee signing keys (natural persons in an immutable record, R5);</w:t>
+      </w:r>
+      <w:r>
+        <w:t xml:space="preserve"> </w:t>
+      </w:r>
+      <w:r>
+        <w:t xml:space="preserve">synchronous calls to every dependency on the read path; a graph database from day one; field-level encryption in the</w:t>
+      </w:r>
+      <w:r>
+        <w:t xml:space="preserve"> </w:t>
+      </w:r>
+      <w:r>
+        <w:t xml:space="preserve">shared record (the platform would still hold the keys); a separate dashboard database. Each risk is argued in §4.1;</w:t>
+      </w:r>
+      <w:r>
+        <w:t xml:space="preserve"> </w:t>
+      </w:r>
+      <w:r>
+        <w:t xml:space="preserve">surviving alternatives are revisited in §5.1.</w:t>
       </w:r>
     </w:p>
     <w:bookmarkEnd w:id="12"/>
@@ -3032,6 +3008,24 @@
         <w:t xml:space="preserve">disposition</w:t>
       </w:r>
       <w:r>
+        <w:t xml:space="preserve">, locations, source and</w:t>
+      </w:r>
+      <w:r>
+        <w:t xml:space="preserve"> </w:t>
+      </w:r>
+      <w:r>
+        <w:t xml:space="preserve">destination lists, transaction lists,</w:t>
+      </w:r>
+      <w:r>
+        <w:t xml:space="preserve"> </w:t>
+      </w:r>
+      <w:r>
+        <w:rPr>
+          <w:rStyle w:val="VerbatimChar"/>
+        </w:rPr>
+        <w:t xml:space="preserve">parentID</w:t>
+      </w:r>
+      <w:r>
         <w:t xml:space="preserve">,</w:t>
       </w:r>
       <w:r>
@@ -3041,10 +3035,16 @@
         <w:rPr>
           <w:rStyle w:val="VerbatimChar"/>
         </w:rPr>
-        <w:t xml:space="preserve">bizLocation</w:t>
-      </w:r>
-      <w:r>
-        <w:t xml:space="preserve">,</w:t>
+        <w:t xml:space="preserve">transformationID</w:t>
+      </w:r>
+      <w:r>
+        <w:t xml:space="preserve">); the versioning pair; the four signature</w:t>
+      </w:r>
+      <w:r>
+        <w:t xml:space="preserve"> </w:t>
+      </w:r>
+      <w:r>
+        <w:t xml:space="preserve">fields;</w:t>
       </w:r>
       <w:r>
         <w:t xml:space="preserve"> </w:t>
@@ -3053,322 +3053,16 @@
         <w:rPr>
           <w:rStyle w:val="VerbatimChar"/>
         </w:rPr>
-        <w:t xml:space="preserve">readPoint</w:t>
-      </w:r>
-      <w:r>
-        <w:t xml:space="preserve">,</w:t>
-      </w:r>
-      <w:r>
-        <w:t xml:space="preserve"> </w:t>
-      </w:r>
-      <w:r>
-        <w:rPr>
-          <w:rStyle w:val="VerbatimChar"/>
-        </w:rPr>
-        <w:t xml:space="preserve">sourceList</w:t>
-      </w:r>
-      <w:r>
-        <w:t xml:space="preserve">/</w:t>
-      </w:r>
-      <w:r>
-        <w:rPr>
-          <w:rStyle w:val="VerbatimChar"/>
-        </w:rPr>
-        <w:t xml:space="preserve">destinationList</w:t>
-      </w:r>
-      <w:r>
-        <w:t xml:space="preserve">,</w:t>
-      </w:r>
-      <w:r>
-        <w:t xml:space="preserve"> </w:t>
-      </w:r>
-      <w:r>
-        <w:rPr>
-          <w:rStyle w:val="VerbatimChar"/>
-        </w:rPr>
-        <w:t xml:space="preserve">bizTransactionList</w:t>
-      </w:r>
-      <w:r>
-        <w:t xml:space="preserve">,</w:t>
-      </w:r>
-      <w:r>
-        <w:t xml:space="preserve"> </w:t>
-      </w:r>
-      <w:r>
-        <w:rPr>
-          <w:rStyle w:val="VerbatimChar"/>
-        </w:rPr>
-        <w:t xml:space="preserve">epcClass</w:t>
-      </w:r>
-      <w:r>
-        <w:t xml:space="preserve">,</w:t>
-      </w:r>
-      <w:r>
-        <w:t xml:space="preserve"> </w:t>
-      </w:r>
-      <w:r>
-        <w:rPr>
-          <w:rStyle w:val="VerbatimChar"/>
-        </w:rPr>
-        <w:t xml:space="preserve">parentID</w:t>
-      </w:r>
-      <w:r>
-        <w:t xml:space="preserve">,</w:t>
-      </w:r>
-      <w:r>
-        <w:t xml:space="preserve"> </w:t>
-      </w:r>
-      <w:r>
-        <w:rPr>
-          <w:rStyle w:val="VerbatimChar"/>
-        </w:rPr>
-        <w:t xml:space="preserve">transformationID</w:t>
-      </w:r>
-      <w:r>
-        <w:t xml:space="preserve">);</w:t>
-      </w:r>
-      <w:r>
-        <w:t xml:space="preserve"> </w:t>
-      </w:r>
-      <w:r>
-        <w:t xml:space="preserve">the versioning pair (</w:t>
-      </w:r>
-      <w:r>
-        <w:rPr>
-          <w:rStyle w:val="VerbatimChar"/>
-        </w:rPr>
-        <w:t xml:space="preserve">canonicalisationVersion</w:t>
-      </w:r>
-      <w:r>
-        <w:t xml:space="preserve">,</w:t>
-      </w:r>
-      <w:r>
-        <w:t xml:space="preserve"> </w:t>
-      </w:r>
-      <w:r>
-        <w:rPr>
-          <w:rStyle w:val="VerbatimChar"/>
-        </w:rPr>
-        <w:t xml:space="preserve">edgeDerivationVersion</w:t>
-      </w:r>
-      <w:r>
-        <w:t xml:space="preserve">); the signature set (</w:t>
-      </w:r>
-      <w:r>
-        <w:rPr>
-          <w:rStyle w:val="VerbatimChar"/>
-        </w:rPr>
-        <w:t xml:space="preserve">keyId</w:t>
-      </w:r>
-      <w:r>
-        <w:t xml:space="preserve">,</w:t>
-      </w:r>
-      <w:r>
-        <w:t xml:space="preserve"> </w:t>
-      </w:r>
-      <w:r>
-        <w:rPr>
-          <w:rStyle w:val="VerbatimChar"/>
-        </w:rPr>
-        <w:t xml:space="preserve">signatureValue</w:t>
-      </w:r>
-      <w:r>
-        <w:t xml:space="preserve">,</w:t>
-      </w:r>
-      <w:r>
-        <w:t xml:space="preserve"> </w:t>
-      </w:r>
-      <w:r>
-        <w:rPr>
-          <w:rStyle w:val="VerbatimChar"/>
-        </w:rPr>
-        <w:t xml:space="preserve">signatureAlgorithm</w:t>
-      </w:r>
-      <w:r>
-        <w:t xml:space="preserve">,</w:t>
-      </w:r>
-      <w:r>
-        <w:t xml:space="preserve"> </w:t>
-      </w:r>
-      <w:r>
-        <w:rPr>
-          <w:rStyle w:val="VerbatimChar"/>
-        </w:rPr>
-        <w:t xml:space="preserve">assertedSignedAt</w:t>
-      </w:r>
-      <w:r>
-        <w:t xml:space="preserve">);</w:t>
-      </w:r>
-      <w:r>
-        <w:t xml:space="preserve"> </w:t>
-      </w:r>
-      <w:r>
-        <w:rPr>
-          <w:rStyle w:val="VerbatimChar"/>
-        </w:rPr>
         <w:t xml:space="preserve">custodyMode</w:t>
       </w:r>
       <w:r>
-        <w:t xml:space="preserve">; the anchoring set (</w:t>
-      </w:r>
-      <w:r>
-        <w:rPr>
-          <w:rStyle w:val="VerbatimChar"/>
-        </w:rPr>
-        <w:t xml:space="preserve">ArchiveAckDigest</w:t>
-      </w:r>
-      <w:r>
-        <w:t xml:space="preserve">,</w:t>
-      </w:r>
-      <w:r>
-        <w:t xml:space="preserve"> </w:t>
-      </w:r>
-      <w:r>
-        <w:rPr>
-          <w:rStyle w:val="VerbatimChar"/>
-        </w:rPr>
-        <w:t xml:space="preserve">ciphertextDigest</w:t>
-      </w:r>
-      <w:r>
-        <w:t xml:space="preserve">,</w:t>
-      </w:r>
-      <w:r>
-        <w:t xml:space="preserve"> </w:t>
-      </w:r>
-      <w:r>
-        <w:rPr>
-          <w:rStyle w:val="VerbatimChar"/>
-        </w:rPr>
-        <w:t xml:space="preserve">merkleLeafIndex</w:t>
-      </w:r>
-      <w:r>
-        <w:t xml:space="preserve">,</w:t>
-      </w:r>
-      <w:r>
-        <w:t xml:space="preserve"> </w:t>
-      </w:r>
-      <w:r>
-        <w:rPr>
-          <w:rStyle w:val="VerbatimChar"/>
-        </w:rPr>
-        <w:t xml:space="preserve">batchId</w:t>
-      </w:r>
-      <w:r>
-        <w:t xml:space="preserve">,</w:t>
-      </w:r>
-      <w:r>
-        <w:t xml:space="preserve"> </w:t>
-      </w:r>
-      <w:r>
-        <w:rPr>
-          <w:rStyle w:val="VerbatimChar"/>
-        </w:rPr>
-        <w:t xml:space="preserve">merkleRoot</w:t>
-      </w:r>
-      <w:r>
-        <w:t xml:space="preserve">,</w:t>
-      </w:r>
-      <w:r>
-        <w:t xml:space="preserve"> </w:t>
-      </w:r>
-      <w:r>
-        <w:rPr>
-          <w:rStyle w:val="VerbatimChar"/>
-        </w:rPr>
-        <w:t xml:space="preserve">transactionRef</w:t>
-      </w:r>
-      <w:r>
-        <w:t xml:space="preserve">,</w:t>
-      </w:r>
-      <w:r>
-        <w:t xml:space="preserve"> </w:t>
-      </w:r>
-      <w:r>
-        <w:rPr>
-          <w:rStyle w:val="VerbatimChar"/>
-        </w:rPr>
-        <w:t xml:space="preserve">inclusionProof</w:t>
-      </w:r>
-      <w:r>
-        <w:t xml:space="preserve">); evidence</w:t>
-      </w:r>
-      <w:r>
-        <w:t xml:space="preserve"> </w:t>
-      </w:r>
-      <w:r>
-        <w:t xml:space="preserve">state (</w:t>
-      </w:r>
-      <w:r>
-        <w:rPr>
-          <w:rStyle w:val="VerbatimChar"/>
-        </w:rPr>
-        <w:t xml:space="preserve">availabilityStatus</w:t>
-      </w:r>
-      <w:r>
-        <w:t xml:space="preserve">,</w:t>
-      </w:r>
-      <w:r>
-        <w:t xml:space="preserve"> </w:t>
-      </w:r>
-      <w:r>
-        <w:rPr>
-          <w:rStyle w:val="VerbatimChar"/>
-        </w:rPr>
-        <w:t xml:space="preserve">retentionPolicyId</w:t>
-      </w:r>
-      <w:r>
-        <w:t xml:space="preserve">); and regulatory output (</w:t>
-      </w:r>
-      <w:r>
-        <w:rPr>
-          <w:rStyle w:val="VerbatimChar"/>
-        </w:rPr>
-        <w:t xml:space="preserve">severity</w:t>
-      </w:r>
-      <w:r>
-        <w:t xml:space="preserve">,</w:t>
-      </w:r>
-      <w:r>
-        <w:t xml:space="preserve"> </w:t>
-      </w:r>
-      <w:r>
-        <w:rPr>
-          <w:rStyle w:val="VerbatimChar"/>
-        </w:rPr>
-        <w:t xml:space="preserve">disclosureScope</w:t>
-      </w:r>
-      <w:r>
-        <w:t xml:space="preserve">,</w:t>
-      </w:r>
-      <w:r>
-        <w:t xml:space="preserve"> </w:t>
-      </w:r>
-      <w:r>
-        <w:rPr>
-          <w:rStyle w:val="VerbatimChar"/>
-        </w:rPr>
-        <w:t xml:space="preserve">expiresAt</w:t>
-      </w:r>
-      <w:r>
-        <w:t xml:space="preserve">,</w:t>
-      </w:r>
-      <w:r>
-        <w:t xml:space="preserve"> </w:t>
-      </w:r>
-      <w:r>
-        <w:rPr>
-          <w:rStyle w:val="VerbatimChar"/>
-        </w:rPr>
-        <w:t xml:space="preserve">regulatorSignature</w:t>
-      </w:r>
-      <w:r>
-        <w:t xml:space="preserve">). Each is EPCIS/CBV-defined or profile-declared, typed and length-bounded at</w:t>
-      </w:r>
-      <w:r>
-        <w:t xml:space="preserve"> </w:t>
-      </w:r>
-      <w:r>
-        <w:t xml:space="preserve">admission.</w:t>
+        <w:t xml:space="preserve">; the seven anchoring fields; evidence state; and regulatory output. Each is EPCIS/CBV-defined</w:t>
+      </w:r>
+      <w:r>
+        <w:t xml:space="preserve"> </w:t>
+      </w:r>
+      <w:r>
+        <w:t xml:space="preserve">or profile-declared, typed and length-bounded at admission.</w:t>
       </w:r>
     </w:p>
     <w:p>
@@ -3381,12 +3075,6 @@
           <w:bCs/>
         </w:rPr>
         <w:t xml:space="preserve">Scenarios.</w:t>
-      </w:r>
-      <w:r>
-        <w:t xml:space="preserve"> </w:t>
-      </w:r>
-      <w:r>
-        <w:t xml:space="preserve">Each one fixes a requirement that would otherwise be a design preference.</w:t>
       </w:r>
     </w:p>
     <w:p>
@@ -3682,31 +3370,25 @@
         <w:pStyle w:val="FirstParagraph"/>
       </w:pPr>
       <w:r>
-        <w:t xml:space="preserve">DS-3 and DS-4 fix the three visibility classes — public projection, consortium trace, owner-held private</w:t>
-      </w:r>
-      <w:r>
-        <w:t xml:space="preserve"> </w:t>
-      </w:r>
-      <w:r>
-        <w:t xml:space="preserve">evidence, with no middle tier — and access binds per request to an explicit acting organisation. DS-6 fixes</w:t>
-      </w:r>
-      <w:r>
-        <w:t xml:space="preserve"> </w:t>
-      </w:r>
-      <w:r>
-        <w:t xml:space="preserve">validation’s two classes: admission blocks the write, while structural representability only shapes how the</w:t>
-      </w:r>
-      <w:r>
-        <w:t xml:space="preserve"> </w:t>
-      </w:r>
-      <w:r>
-        <w:t xml:space="preserve">projection presents the data. Business plausibility stays out of admission, because a rule that rejected an</w:t>
-      </w:r>
-      <w:r>
-        <w:t xml:space="preserve"> </w:t>
-      </w:r>
-      <w:r>
-        <w:t xml:space="preserve">event for an odd quantity would make the platform an adjudicator.</w:t>
+        <w:t xml:space="preserve">DS-3 and DS-4 fix the three visibility classes — public projection, consortium trace, owner-held evidence, no middle</w:t>
+      </w:r>
+      <w:r>
+        <w:t xml:space="preserve"> </w:t>
+      </w:r>
+      <w:r>
+        <w:t xml:space="preserve">tier — with access bound per request to an acting organisation. DS-6 fixes validation: admission blocks the write,</w:t>
+      </w:r>
+      <w:r>
+        <w:t xml:space="preserve"> </w:t>
+      </w:r>
+      <w:r>
+        <w:t xml:space="preserve">while representability only shapes the projection. Business plausibility stays out of admission: rejecting an event</w:t>
+      </w:r>
+      <w:r>
+        <w:t xml:space="preserve"> </w:t>
+      </w:r>
+      <w:r>
+        <w:t xml:space="preserve">for an odd quantity would make the platform an adjudicator.</w:t>
       </w:r>
     </w:p>
     <w:p>
@@ -3798,25 +3480,19 @@
         <w:pStyle w:val="BodyText"/>
       </w:pPr>
       <w:r>
-        <w:t xml:space="preserve">Four scenarios decide the service model. QS-4 (5 000 scans/s after a television item) asks who serves the bytes: an</w:t>
-      </w:r>
-      <w:r>
-        <w:t xml:space="preserve"> </w:t>
-      </w:r>
-      <w:r>
-        <w:t xml:space="preserve">origin cannot, so delivery is a CDN service, not a server. DS-3 (a regulator requests a packer’s report) asks who</w:t>
-      </w:r>
-      <w:r>
-        <w:t xml:space="preserve"> </w:t>
-      </w:r>
-      <w:r>
-        <w:t xml:space="preserve">holds the content: not the platform, so object storage sits under a separate provider. QS-8 asks who operates the</w:t>
-      </w:r>
-      <w:r>
-        <w:t xml:space="preserve"> </w:t>
-      </w:r>
-      <w:r>
-        <w:t xml:space="preserve">workspace, and C6 how much is operated at all.</w:t>
+        <w:t xml:space="preserve">Four scenarios decide the model. QS-4 asks who serves the bytes — an origin cannot, so delivery is a CDN service.</w:t>
+      </w:r>
+      <w:r>
+        <w:t xml:space="preserve"> </w:t>
+      </w:r>
+      <w:r>
+        <w:t xml:space="preserve">DS-3 asks who holds the content — not the platform, so object storage sits under a separate provider. QS-8 asks who</w:t>
+      </w:r>
+      <w:r>
+        <w:t xml:space="preserve"> </w:t>
+      </w:r>
+      <w:r>
+        <w:t xml:space="preserve">operates the workspace; C6, how much is operated at all.</w:t>
       </w:r>
     </w:p>
     <w:tbl>
@@ -4423,25 +4099,25 @@
         <w:t xml:space="preserve"> </w:t>
       </w:r>
       <w:r>
-        <w:t xml:space="preserve">Public projection, consortium trace, owner-held private evidence,</w:t>
-      </w:r>
-      <w:r>
-        <w:t xml:space="preserve"> </w:t>
-      </w:r>
-      <w:r>
-        <w:t xml:space="preserve">with no middle tier. The platform reads consortium plaintext because recall traversal needs it, and never reads</w:t>
-      </w:r>
-      <w:r>
-        <w:t xml:space="preserve"> </w:t>
-      </w:r>
-      <w:r>
-        <w:t xml:space="preserve">private content — the owner grants sharing (SP-3) — while no natural-person identifier enters the immutable</w:t>
-      </w:r>
-      <w:r>
-        <w:t xml:space="preserve"> </w:t>
-      </w:r>
-      <w:r>
-        <w:t xml:space="preserve">record (SP-4). Privacy Act 1988 and the APPs; NSW PPIP Act 1998.</w:t>
+        <w:t xml:space="preserve">Public projection, consortium trace, owner-held private evidence, with</w:t>
+      </w:r>
+      <w:r>
+        <w:t xml:space="preserve"> </w:t>
+      </w:r>
+      <w:r>
+        <w:t xml:space="preserve">no middle tier. The platform reads consortium plaintext because recall traversal needs it, and never reads private</w:t>
+      </w:r>
+      <w:r>
+        <w:t xml:space="preserve"> </w:t>
+      </w:r>
+      <w:r>
+        <w:t xml:space="preserve">content (SP-3), while no natural-person identifier enters the immutable record (SP-4). Privacy Act 1988 and the APPs;</w:t>
+      </w:r>
+      <w:r>
+        <w:t xml:space="preserve"> </w:t>
+      </w:r>
+      <w:r>
+        <w:t xml:space="preserve">NSW PPIP Act 1998.</w:t>
       </w:r>
     </w:p>
     <w:p>
@@ -4465,13 +4141,13 @@
         <w:t xml:space="preserve"> </w:t>
       </w:r>
       <w:r>
-        <w:t xml:space="preserve">materialised copy with an explicit degradation state, so a recall query during an archive or chain outage returns</w:t>
-      </w:r>
-      <w:r>
-        <w:t xml:space="preserve"> </w:t>
-      </w:r>
-      <w:r>
-        <w:t xml:space="preserve">a labelled partial result rather than a silent miss (Food Act 2003 recall powers).</w:t>
+        <w:t xml:space="preserve">materialised copy with an explicit degradation state, so a recall query during an archive or chain outage returns a</w:t>
+      </w:r>
+      <w:r>
+        <w:t xml:space="preserve"> </w:t>
+      </w:r>
+      <w:r>
+        <w:t xml:space="preserve">labelled partial result rather than a silent miss (Food Act 2003 recall powers).</w:t>
       </w:r>
     </w:p>
     <w:p>
@@ -4501,7 +4177,7 @@
           <w:b/>
           <w:bCs/>
         </w:rPr>
-        <w:t xml:space="preserve">IoT-1 summaries, not telemetry; IoT-2 devices as organisation delegations, not accounts; IoT-3 collection at</w:t>
+        <w:t xml:space="preserve">IoT-1 summaries, not telemetry; IoT-2 devices as organisation delegations, not accounts; IoT-3 collection at the</w:t>
       </w:r>
       <w:r>
         <w:rPr>
@@ -4515,19 +4191,19 @@
           <w:b/>
           <w:bCs/>
         </w:rPr>
-        <w:t xml:space="preserve">the edge, availability at the platform, verifiability at the archive.</w:t>
-      </w:r>
-      <w:r>
-        <w:t xml:space="preserve"> </w:t>
-      </w:r>
-      <w:r>
-        <w:t xml:space="preserve">The cold-chain loop is local, so the</w:t>
-      </w:r>
-      <w:r>
-        <w:t xml:space="preserve"> </w:t>
-      </w:r>
-      <w:r>
-        <w:t xml:space="preserve">platform’s alarm is post-confirmation.</w:t>
+        <w:t xml:space="preserve">edge, availability at the platform, verifiability at the archive.</w:t>
+      </w:r>
+      <w:r>
+        <w:t xml:space="preserve"> </w:t>
+      </w:r>
+      <w:r>
+        <w:t xml:space="preserve">The cold-chain loop is local, so the platform’s</w:t>
+      </w:r>
+      <w:r>
+        <w:t xml:space="preserve"> </w:t>
+      </w:r>
+      <w:r>
+        <w:t xml:space="preserve">alarm is post-confirmation.</w:t>
       </w:r>
     </w:p>
     <w:p>
@@ -4539,7 +4215,7 @@
           <w:b/>
           <w:bCs/>
         </w:rPr>
-        <w:t xml:space="preserve">AI-1 deterministic rules first, versioned and signed by the regulator, with ML optional and never gating a</w:t>
+        <w:t xml:space="preserve">AI-1 deterministic rules first, versioned and signed by the regulator, with ML optional and never gating a write;</w:t>
       </w:r>
       <w:r>
         <w:rPr>
@@ -4553,7 +4229,7 @@
           <w:b/>
           <w:bCs/>
         </w:rPr>
-        <w:t xml:space="preserve">write; AI-2 every finding names its rule or model version and its input watermark; AI-3 no model output becomes</w:t>
+        <w:t xml:space="preserve">AI-2 every finding names its rule or model version and its input watermark; AI-3 no model output becomes a recall</w:t>
       </w:r>
       <w:r>
         <w:rPr>
@@ -4567,7 +4243,7 @@
           <w:b/>
           <w:bCs/>
         </w:rPr>
-        <w:t xml:space="preserve">a recall decision without a signed assessment.</w:t>
+        <w:t xml:space="preserve">decision without a signed assessment.</w:t>
       </w:r>
     </w:p>
     <w:p>
@@ -4585,13 +4261,13 @@
         <w:t xml:space="preserve"> </w:t>
       </w:r>
       <w:r>
-        <w:t xml:space="preserve">The participant’s system alarms and acts; a summary and reference ride on the</w:t>
-      </w:r>
-      <w:r>
-        <w:t xml:space="preserve"> </w:t>
-      </w:r>
-      <w:r>
-        <w:t xml:space="preserve">receiving claim; the platform is not the primary alarm path.</w:t>
+        <w:t xml:space="preserve">The participant’s system alarms and acts; a summary and reference ride on the receiving</w:t>
+      </w:r>
+      <w:r>
+        <w:t xml:space="preserve"> </w:t>
+      </w:r>
+      <w:r>
+        <w:t xml:space="preserve">claim; the platform is not the alarm path.</w:t>
       </w:r>
       <w:r>
         <w:t xml:space="preserve"> </w:t>
@@ -4607,13 +4283,13 @@
         <w:t xml:space="preserve"> </w:t>
       </w:r>
       <w:r>
-        <w:t xml:space="preserve">The regulator’s rules produce a private finding over confirmed claims; the</w:t>
-      </w:r>
-      <w:r>
-        <w:t xml:space="preserve"> </w:t>
-      </w:r>
-      <w:r>
-        <w:t xml:space="preserve">platform supplies minimised data and cannot read the rule.</w:t>
+        <w:t xml:space="preserve">The regulator’s rules produce a private</w:t>
+      </w:r>
+      <w:r>
+        <w:t xml:space="preserve"> </w:t>
+      </w:r>
+      <w:r>
+        <w:t xml:space="preserve">finding over confirmed claims; the platform supplies minimised data and cannot read the rule.</w:t>
       </w:r>
     </w:p>
     <w:tbl>
@@ -4729,7 +4405,7 @@
     </w:tbl>
     <w:bookmarkEnd w:id="16"/>
     <w:bookmarkEnd w:id="17"/>
-    <w:bookmarkStart w:id="49" w:name="architecture-views"/>
+    <w:bookmarkStart w:id="48" w:name="architecture-views"/>
     <w:p>
       <w:pPr>
         <w:pStyle w:val="Heading1"/>
@@ -4767,209 +4443,24 @@
         <w:t xml:space="preserve">3.1 The view set — the roadmap for rubric 3.1–3.10</w:t>
       </w:r>
     </w:p>
-    <w:tbl>
-      <w:tblPr>
-        <w:tblStyle w:val="Table"/>
-        <w:tblW w:type="pct" w:w="5000"/>
-        <w:tblLayout w:type="fixed"/>
-        <w:tblLook w:firstRow="1" w:lastRow="0" w:firstColumn="0" w:lastColumn="0" w:noHBand="0" w:noVBand="0" w:val="0020"/>
-      </w:tblPr>
-      <w:tblGrid>
-        <w:gridCol w:w="2640"/>
-        <w:gridCol w:w="2640"/>
-        <w:gridCol w:w="2640"/>
-      </w:tblGrid>
-      <w:tr>
-        <w:trPr>
-          <w:tblHeader w:val="on"/>
-        </w:trPr>
-        <w:tc>
-          <w:tcPr/>
-          <w:p>
-            <w:pPr>
-              <w:pStyle w:val="Compact"/>
-            </w:pPr>
-            <w:r>
-              <w:t xml:space="preserve">View</w:t>
-            </w:r>
-          </w:p>
-        </w:tc>
-        <w:tc>
-          <w:tcPr/>
-          <w:p>
-            <w:pPr>
-              <w:pStyle w:val="Compact"/>
-            </w:pPr>
-            <w:r>
-              <w:t xml:space="preserve">Scope</w:t>
-            </w:r>
-          </w:p>
-        </w:tc>
-        <w:tc>
-          <w:tcPr/>
-          <w:p>
-            <w:pPr>
-              <w:pStyle w:val="Compact"/>
-            </w:pPr>
-            <w:r>
-              <w:t xml:space="preserve">Figures</w:t>
-            </w:r>
-          </w:p>
-        </w:tc>
-      </w:tr>
-      <w:tr>
-        <w:tc>
-          <w:tcPr/>
-          <w:p>
-            <w:pPr>
-              <w:pStyle w:val="Compact"/>
-            </w:pPr>
-            <w:r>
-              <w:t xml:space="preserve">Context</w:t>
-            </w:r>
-          </w:p>
-        </w:tc>
-        <w:tc>
-          <w:tcPr/>
-          <w:p>
-            <w:pPr>
-              <w:pStyle w:val="Compact"/>
-            </w:pPr>
-            <w:r>
-              <w:t xml:space="preserve">The system, its users and external systems</w:t>
-            </w:r>
-          </w:p>
-        </w:tc>
-        <w:tc>
-          <w:tcPr/>
-          <w:p>
-            <w:pPr>
-              <w:pStyle w:val="Compact"/>
-            </w:pPr>
-            <w:r>
-              <w:t xml:space="preserve">1</w:t>
-            </w:r>
-          </w:p>
-        </w:tc>
-      </w:tr>
-      <w:tr>
-        <w:tc>
-          <w:tcPr/>
-          <w:p>
-            <w:pPr>
-              <w:pStyle w:val="Compact"/>
-            </w:pPr>
-            <w:r>
-              <w:t xml:space="preserve">Containers</w:t>
-            </w:r>
-          </w:p>
-        </w:tc>
-        <w:tc>
-          <w:tcPr/>
-          <w:p>
-            <w:pPr>
-              <w:pStyle w:val="Compact"/>
-            </w:pPr>
-            <w:r>
-              <w:t xml:space="preserve">Runnable units, responsibilities, interactions</w:t>
-            </w:r>
-          </w:p>
-        </w:tc>
-        <w:tc>
-          <w:tcPr/>
-          <w:p>
-            <w:pPr>
-              <w:pStyle w:val="Compact"/>
-            </w:pPr>
-            <w:r>
-              <w:t xml:space="preserve">2, 3</w:t>
-            </w:r>
-          </w:p>
-        </w:tc>
-      </w:tr>
-      <w:tr>
-        <w:tc>
-          <w:tcPr/>
-          <w:p>
-            <w:pPr>
-              <w:pStyle w:val="Compact"/>
-            </w:pPr>
-            <w:r>
-              <w:t xml:space="preserve">Components</w:t>
-            </w:r>
-          </w:p>
-        </w:tc>
-        <w:tc>
-          <w:tcPr/>
-          <w:p>
-            <w:pPr>
-              <w:pStyle w:val="Compact"/>
-            </w:pPr>
-            <w:r>
-              <w:t xml:space="preserve">Traceability Core, the relayer, the analytics workspace</w:t>
-            </w:r>
-          </w:p>
-        </w:tc>
-        <w:tc>
-          <w:tcPr/>
-          <w:p>
-            <w:pPr>
-              <w:pStyle w:val="Compact"/>
-            </w:pPr>
-            <w:r>
-              <w:t xml:space="preserve">4, 5, 6</w:t>
-            </w:r>
-          </w:p>
-        </w:tc>
-      </w:tr>
-      <w:tr>
-        <w:tc>
-          <w:tcPr/>
-          <w:p>
-            <w:pPr>
-              <w:pStyle w:val="Compact"/>
-            </w:pPr>
-            <w:r>
-              <w:t xml:space="preserve">Code</w:t>
-            </w:r>
-          </w:p>
-        </w:tc>
-        <w:tc>
-          <w:tcPr/>
-          <w:p>
-            <w:pPr>
-              <w:pStyle w:val="Compact"/>
-            </w:pPr>
-            <w:r>
-              <w:t xml:space="preserve">Major classes, one interface, three enumerations</w:t>
-            </w:r>
-          </w:p>
-        </w:tc>
-        <w:tc>
-          <w:tcPr/>
-          <w:p>
-            <w:pPr>
-              <w:pStyle w:val="Compact"/>
-            </w:pPr>
-            <w:r>
-              <w:t xml:space="preserve">7, 8</w:t>
-            </w:r>
-          </w:p>
-        </w:tc>
-      </w:tr>
-    </w:tbl>
-    <w:p>
-      <w:pPr>
-        <w:pStyle w:val="BodyText"/>
-      </w:pPr>
-      <w:r>
-        <w:t xml:space="preserve">Names are stable across views; relationships carry intent, and transport strings appear only where the protocol</w:t>
-      </w:r>
-      <w:r>
-        <w:t xml:space="preserve"> </w:t>
-      </w:r>
-      <w:r>
-        <w:t xml:space="preserve">is architecturally relevant. Diagrams are generated from versioned source, so report and repository cannot drift.</w:t>
+    <w:p>
+      <w:pPr>
+        <w:pStyle w:val="FirstParagraph"/>
+      </w:pPr>
+      <w:r>
+        <w:t xml:space="preserve">Four views, each narrowing the last: context (Figure 1), containers (Figures 2–3), components (4–6) and code (7–8).</w:t>
+      </w:r>
+      <w:r>
+        <w:t xml:space="preserve"> </w:t>
+      </w:r>
+      <w:r>
+        <w:t xml:space="preserve">Names are stable across views; relationships carry intent, and transport strings appear only where the protocol is</w:t>
+      </w:r>
+      <w:r>
+        <w:t xml:space="preserve"> </w:t>
+      </w:r>
+      <w:r>
+        <w:t xml:space="preserve">architecturally relevant. Diagrams are generated from versioned source, so report and repository cannot drift.</w:t>
       </w:r>
     </w:p>
     <w:bookmarkEnd w:id="18"/>
@@ -5124,37 +4615,31 @@
         <w:t xml:space="preserve"> </w:t>
       </w:r>
       <w:r>
-        <w:t xml:space="preserve">Sensors feed the participant’s own systems, which</w:t>
-      </w:r>
-      <w:r>
-        <w:t xml:space="preserve"> </w:t>
-      </w:r>
-      <w:r>
-        <w:t xml:space="preserve">publish EPCIS events. A device is a delegation of an organisation — allowed devices, locations and event types —</w:t>
-      </w:r>
-      <w:r>
-        <w:t xml:space="preserve"> </w:t>
-      </w:r>
-      <w:r>
-        <w:t xml:space="preserve">not a platform user. What enters the shared record is a profile-declared summary (min/max/mean, excursion</w:t>
-      </w:r>
-      <w:r>
-        <w:t xml:space="preserve"> </w:t>
-      </w:r>
-      <w:r>
-        <w:t xml:space="preserve">duration, alarm, with units and a time window) carried as an ordinary extension field; raw readings stay with</w:t>
-      </w:r>
-      <w:r>
-        <w:t xml:space="preserve"> </w:t>
-      </w:r>
-      <w:r>
-        <w:t xml:space="preserve">the participant behind a reference and a salted commitment. Collection and alarming are therefore local,</w:t>
-      </w:r>
-      <w:r>
-        <w:t xml:space="preserve"> </w:t>
-      </w:r>
-      <w:r>
-        <w:t xml:space="preserve">availability is the platform’s, and verifiability is the archive’s — one owner per tier (IoT-1…3, 4.B).</w:t>
+        <w:t xml:space="preserve">Sensors feed the participant’s own systems, which publish</w:t>
+      </w:r>
+      <w:r>
+        <w:t xml:space="preserve"> </w:t>
+      </w:r>
+      <w:r>
+        <w:t xml:space="preserve">EPCIS events. A device is a delegation of an organisation — allowed devices, locations and event types — not a</w:t>
+      </w:r>
+      <w:r>
+        <w:t xml:space="preserve"> </w:t>
+      </w:r>
+      <w:r>
+        <w:t xml:space="preserve">platform user. What enters the record is a profile-declared summary; raw readings stay with the participant behind a</w:t>
+      </w:r>
+      <w:r>
+        <w:t xml:space="preserve"> </w:t>
+      </w:r>
+      <w:r>
+        <w:t xml:space="preserve">reference and a salted commitment. Collection and alarming are local, availability is the platform’s, verifiability</w:t>
+      </w:r>
+      <w:r>
+        <w:t xml:space="preserve"> </w:t>
+      </w:r>
+      <w:r>
+        <w:t xml:space="preserve">the archive’s (IoT-1…3, 4.B).</w:t>
       </w:r>
     </w:p>
     <w:p>
@@ -5178,13 +4663,13 @@
         <w:t xml:space="preserve"> </w:t>
       </w:r>
       <w:r>
-        <w:t xml:space="preserve">legal identity is verified once against a business registry. Neither is issued by the platform, which is what</w:t>
-      </w:r>
-      <w:r>
-        <w:t xml:space="preserve"> </w:t>
-      </w:r>
-      <w:r>
-        <w:t xml:space="preserve">makes the organisation, not the person, the unit of accountability.</w:t>
+        <w:t xml:space="preserve">legal identity is verified once against a business registry. Neither is issued by the platform — the organisation,</w:t>
+      </w:r>
+      <w:r>
+        <w:t xml:space="preserve"> </w:t>
+      </w:r>
+      <w:r>
+        <w:t xml:space="preserve">not the person, is the unit of accountability.</w:t>
       </w:r>
     </w:p>
     <w:bookmarkEnd w:id="22"/>
@@ -5985,13 +5470,13 @@
         <w:t xml:space="preserve">traverse()</w:t>
       </w:r>
       <w:r>
-        <w:t xml:space="preserve">, and no operation that returns a business status; the store is append-only, so a</w:t>
-      </w:r>
-      <w:r>
-        <w:t xml:space="preserve"> </w:t>
-      </w:r>
-      <w:r>
-        <w:t xml:space="preserve">correction is a new event.</w:t>
+        <w:t xml:space="preserve">, and nothing that returns a business status; the store is append-only, so a correction</w:t>
+      </w:r>
+      <w:r>
+        <w:t xml:space="preserve"> </w:t>
+      </w:r>
+      <w:r>
+        <w:t xml:space="preserve">is a new event.</w:t>
       </w:r>
     </w:p>
     <w:p>
@@ -6066,13 +5551,13 @@
         <w:pStyle w:val="BodyText"/>
       </w:pPr>
       <w:r>
-        <w:t xml:space="preserve">The relayer is drawn separately because it is the only container with a credential that can spend money and</w:t>
-      </w:r>
-      <w:r>
-        <w:t xml:space="preserve"> </w:t>
-      </w:r>
-      <w:r>
-        <w:t xml:space="preserve">write to a public network. Six of its seven components need no private key; only</w:t>
+        <w:t xml:space="preserve">The relayer is drawn separately because it is the only container with a credential that can spend money. Six of its</w:t>
+      </w:r>
+      <w:r>
+        <w:t xml:space="preserve"> </w:t>
+      </w:r>
+      <w:r>
+        <w:t xml:space="preserve">seven components need no private key; only</w:t>
       </w:r>
       <w:r>
         <w:t xml:space="preserve"> </w:t>
@@ -6087,25 +5572,19 @@
         <w:t xml:space="preserve"> </w:t>
       </w:r>
       <w:r>
-        <w:t xml:space="preserve">does. Leaf</w:t>
-      </w:r>
-      <w:r>
-        <w:t xml:space="preserve"> </w:t>
-      </w:r>
-      <w:r>
-        <w:t xml:space="preserve">allocation is deterministic, so a retry cannot create a second leaf for the same event, and the manifest writer</w:t>
-      </w:r>
-      <w:r>
-        <w:t xml:space="preserve"> </w:t>
-      </w:r>
-      <w:r>
-        <w:t xml:space="preserve">places the batch manifest beside the payload, which is what lets recovery reconstruct which batch held an</w:t>
-      </w:r>
-      <w:r>
-        <w:t xml:space="preserve"> </w:t>
-      </w:r>
-      <w:r>
-        <w:t xml:space="preserve">event without the platform database.</w:t>
+        <w:t xml:space="preserve">does. Leaf allocation is deterministic, so a retry</w:t>
+      </w:r>
+      <w:r>
+        <w:t xml:space="preserve"> </w:t>
+      </w:r>
+      <w:r>
+        <w:t xml:space="preserve">cannot create a second leaf, and the manifest writer places the batch manifest beside the payload, which is what lets</w:t>
+      </w:r>
+      <w:r>
+        <w:t xml:space="preserve"> </w:t>
+      </w:r>
+      <w:r>
+        <w:t xml:space="preserve">recovery reconstruct which batch held an event without the platform database.</w:t>
       </w:r>
     </w:p>
     <w:p>
@@ -6388,13 +5867,13 @@
         <w:t xml:space="preserve"> </w:t>
       </w:r>
       <w:r>
-        <w:t xml:space="preserve">digest, so a receipt can only</w:t>
-      </w:r>
-      <w:r>
-        <w:t xml:space="preserve"> </w:t>
-      </w:r>
-      <w:r>
-        <w:t xml:space="preserve">exist once an outside holder has confirmed persistence.</w:t>
+        <w:t xml:space="preserve">digest, so a receipt can only exist</w:t>
+      </w:r>
+      <w:r>
+        <w:t xml:space="preserve"> </w:t>
+      </w:r>
+      <w:r>
+        <w:t xml:space="preserve">once an outside holder has confirmed persistence.</w:t>
       </w:r>
       <w:r>
         <w:t xml:space="preserve"> </w:t>
@@ -6409,13 +5888,13 @@
         <w:t xml:space="preserve"> </w:t>
       </w:r>
       <w:r>
-        <w:t xml:space="preserve">returns edge groups, never a business</w:t>
-      </w:r>
-      <w:r>
-        <w:t xml:space="preserve"> </w:t>
-      </w:r>
-      <w:r>
-        <w:t xml:space="preserve">status, so no caller bypasses scope, non-collapsing or watermark.</w:t>
+        <w:t xml:space="preserve">returns edge groups, never a business status, so no</w:t>
+      </w:r>
+      <w:r>
+        <w:t xml:space="preserve"> </w:t>
+      </w:r>
+      <w:r>
+        <w:t xml:space="preserve">caller bypasses scope, non-collapsing or watermark.</w:t>
       </w:r>
       <w:r>
         <w:t xml:space="preserve"> </w:t>
@@ -6430,19 +5909,13 @@
         <w:t xml:space="preserve"> </w:t>
       </w:r>
       <w:r>
-        <w:t xml:space="preserve">holds a salted</w:t>
-      </w:r>
-      <w:r>
-        <w:t xml:space="preserve"> </w:t>
-      </w:r>
-      <w:r>
-        <w:t xml:space="preserve">commitment and a storage mode, never content. The three enumerations are published values: once in use, a value</w:t>
-      </w:r>
-      <w:r>
-        <w:t xml:space="preserve"> </w:t>
-      </w:r>
-      <w:r>
-        <w:t xml:space="preserve">cannot be silently added or removed.</w:t>
+        <w:t xml:space="preserve">holds a salted commitment and a storage</w:t>
+      </w:r>
+      <w:r>
+        <w:t xml:space="preserve"> </w:t>
+      </w:r>
+      <w:r>
+        <w:t xml:space="preserve">mode, never content. The three enumerations are published values: once in use, a value cannot be silently changed.</w:t>
       </w:r>
     </w:p>
     <w:p>
@@ -6633,13 +6106,14 @@
       </w:r>
     </w:p>
     <w:bookmarkEnd w:id="47"/>
-    <w:bookmarkStart w:id="48" w:name="X8bddeb82cd471adb5594c01afa12952de20df12"/>
-    <w:p>
-      <w:pPr>
-        <w:pStyle w:val="Heading2"/>
-      </w:pPr>
-      <w:r>
-        <w:t xml:space="preserve">3.7 What these views deliberately do not model — no rubric row</w:t>
+    <w:bookmarkEnd w:id="48"/>
+    <w:bookmarkStart w:id="70" w:name="Xd6a749d4dd93bec69eae2961a982defe2fcb5bb"/>
+    <w:p>
+      <w:pPr>
+        <w:pStyle w:val="Heading1"/>
+      </w:pPr>
+      <w:r>
+        <w:t xml:space="preserve">4. Architectural rationale and decision-making</w:t>
       </w:r>
     </w:p>
     <w:p>
@@ -6647,37 +6121,6 @@
         <w:pStyle w:val="FirstParagraph"/>
       </w:pPr>
       <w:r>
-        <w:t xml:space="preserve">Screens, routes and component state of the portal (they change weekly); persistence mapping (§2.2 and §4.2); and</w:t>
-      </w:r>
-      <w:r>
-        <w:t xml:space="preserve"> </w:t>
-      </w:r>
-      <w:r>
-        <w:t xml:space="preserve">generated clients, except where they are the contract. Deployment and dynamic behaviour are Section 4, where</w:t>
-      </w:r>
-      <w:r>
-        <w:t xml:space="preserve"> </w:t>
-      </w:r>
-      <w:r>
-        <w:t xml:space="preserve">they are used as evidence.</w:t>
-      </w:r>
-    </w:p>
-    <w:bookmarkEnd w:id="48"/>
-    <w:bookmarkEnd w:id="49"/>
-    <w:bookmarkStart w:id="71" w:name="Xd6a749d4dd93bec69eae2961a982defe2fcb5bb"/>
-    <w:p>
-      <w:pPr>
-        <w:pStyle w:val="Heading1"/>
-      </w:pPr>
-      <w:r>
-        <w:t xml:space="preserve">4. Architectural rationale and decision-making</w:t>
-      </w:r>
-    </w:p>
-    <w:p>
-      <w:pPr>
-        <w:pStyle w:val="FirstParagraph"/>
-      </w:pPr>
-      <w:r>
         <w:t xml:space="preserve">Section 3 says what the structure is. This section records the decisions behind it: one sentence each, the</w:t>
       </w:r>
       <w:r>
@@ -6687,7 +6130,7 @@
         <w:t xml:space="preserve">reason, and — only where a plausible alternative existed — what was rejected instead.</w:t>
       </w:r>
     </w:p>
-    <w:bookmarkStart w:id="50" w:name="how-the-application-is-cut-rubric-4.14.5"/>
+    <w:bookmarkStart w:id="49" w:name="how-the-application-is-cut-rubric-4.14.5"/>
     <w:p>
       <w:pPr>
         <w:pStyle w:val="Heading2"/>
@@ -7062,7 +6505,7 @@
               <w:pStyle w:val="Compact"/>
             </w:pPr>
             <w:r>
-              <w:t xml:space="preserve">Services: broker, sagas, platform team (§5.1, A4)</w:t>
+              <w:t xml:space="preserve">Services (§5.1, A4)</w:t>
             </w:r>
           </w:p>
         </w:tc>
@@ -7108,7 +6551,7 @@
               <w:pStyle w:val="Compact"/>
             </w:pPr>
             <w:r>
-              <w:t xml:space="preserve">Direct SDK calls bind the leaf to one chain</w:t>
+              <w:t xml:space="preserve">A direct SDK call</w:t>
             </w:r>
           </w:p>
         </w:tc>
@@ -7154,7 +6597,7 @@
               <w:pStyle w:val="Compact"/>
             </w:pPr>
             <w:r>
-              <w:t xml:space="preserve">Two-phase commit across services</w:t>
+              <w:t xml:space="preserve">Two-phase commit</w:t>
             </w:r>
           </w:p>
         </w:tc>
@@ -7206,7 +6649,7 @@
               <w:pStyle w:val="Compact"/>
             </w:pPr>
             <w:r>
-              <w:t xml:space="preserve">Decrypt per hop; per-field policy on immutable records</w:t>
+              <w:t xml:space="preserve">Per-hop decrypt</w:t>
             </w:r>
           </w:p>
         </w:tc>
@@ -7255,22 +6698,7 @@
               <w:pStyle w:val="Compact"/>
             </w:pPr>
             <w:r>
-              <w:t xml:space="preserve">A boolean</w:t>
-            </w:r>
-            <w:r>
-              <w:t xml:space="preserve"> </w:t>
-            </w:r>
-            <w:r>
-              <w:rPr>
-                <w:rStyle w:val="VerbatimChar"/>
-              </w:rPr>
-              <w:t xml:space="preserve">processed</w:t>
-            </w:r>
-            <w:r>
-              <w:t xml:space="preserve"> </w:t>
-            </w:r>
-            <w:r>
-              <w:t xml:space="preserve">flag</w:t>
+              <w:t xml:space="preserve">A boolean flag</w:t>
             </w:r>
           </w:p>
         </w:tc>
@@ -7316,7 +6744,7 @@
               <w:pStyle w:val="Compact"/>
             </w:pPr>
             <w:r>
-              <w:t xml:space="preserve">Free-form strings, silent value drift</w:t>
+              <w:t xml:space="preserve">Free-form strings</w:t>
             </w:r>
           </w:p>
         </w:tc>
@@ -7642,8 +7070,8 @@
         <w:t xml:space="preserve">interfaces.</w:t>
       </w:r>
     </w:p>
-    <w:bookmarkEnd w:id="50"/>
-    <w:bookmarkStart w:id="54" w:name="X3b7817bf7af37b61a066ea274a97f3d86f97610"/>
+    <w:bookmarkEnd w:id="49"/>
+    <w:bookmarkStart w:id="53" w:name="X3b7817bf7af37b61a066ea274a97f3d86f97610"/>
     <w:p>
       <w:pPr>
         <w:pStyle w:val="Heading2"/>
@@ -8013,25 +7441,19 @@
         <w:t xml:space="preserve"> </w:t>
       </w:r>
       <w:r>
-        <w:t xml:space="preserve">EPCIS fields are typed, admission needs one atomic</w:t>
-      </w:r>
-      <w:r>
-        <w:t xml:space="preserve"> </w:t>
-      </w:r>
-      <w:r>
-        <w:t xml:space="preserve">step, traversal is a bounded recursive query and reporting is set-oriented (DM-1, SQ-4). A document store would</w:t>
-      </w:r>
-      <w:r>
-        <w:t xml:space="preserve"> </w:t>
-      </w:r>
-      <w:r>
-        <w:t xml:space="preserve">lose cross-event constraints and multi-row transactions, a graph database would make the derived graph the truth,</w:t>
-      </w:r>
-      <w:r>
-        <w:t xml:space="preserve"> </w:t>
-      </w:r>
-      <w:r>
-        <w:t xml:space="preserve">and event sourcing would model profiles and job state as events they are not.</w:t>
+        <w:t xml:space="preserve">Relational rather than document, graph or</w:t>
+      </w:r>
+      <w:r>
+        <w:t xml:space="preserve"> </w:t>
+      </w:r>
+      <w:r>
+        <w:t xml:space="preserve">event-sourced, for the reasons in §2.2; canonical tables are append-only and the lineage edges are indexed for</w:t>
+      </w:r>
+      <w:r>
+        <w:t xml:space="preserve"> </w:t>
+      </w:r>
+      <w:r>
+        <w:t xml:space="preserve">recursion (DM-1, SQ-4).</w:t>
       </w:r>
     </w:p>
     <w:p>
@@ -8063,18 +7485,18 @@
           <wp:inline>
             <wp:extent cx="5334000" cy="3215151"/>
             <wp:effectExtent b="0" l="0" r="0" t="0"/>
-            <wp:docPr descr="Figure 9 — Physical data model" title="" id="52" name="Picture"/>
+            <wp:docPr descr="Figure 9 — Physical data model" title="" id="51" name="Picture"/>
             <a:graphic>
               <a:graphicData uri="http://schemas.openxmlformats.org/drawingml/2006/picture">
                 <pic:pic>
                   <pic:nvPicPr>
-                    <pic:cNvPr descr="../docs/diagrams/preview/core-physical-model.png" id="53" name="Picture"/>
+                    <pic:cNvPr descr="../docs/diagrams/preview/core-physical-model.png" id="52" name="Picture"/>
                     <pic:cNvPicPr>
                       <a:picLocks noChangeArrowheads="1" noChangeAspect="1"/>
                     </pic:cNvPicPr>
                   </pic:nvPicPr>
                   <pic:blipFill>
-                    <a:blip r:embed="rId51"/>
+                    <a:blip r:embed="rId50"/>
                     <a:stretch>
                       <a:fillRect/>
                     </a:stretch>
@@ -8302,8 +7724,8 @@
         <w:t xml:space="preserve">carry their rule version and watermark.</w:t>
       </w:r>
     </w:p>
-    <w:bookmarkEnd w:id="54"/>
-    <w:bookmarkStart w:id="61" w:name="X8022e6b8f38d652bd200e1384335a9ad87c1b93"/>
+    <w:bookmarkEnd w:id="53"/>
+    <w:bookmarkStart w:id="60" w:name="X8022e6b8f38d652bd200e1384335a9ad87c1b93"/>
     <w:p>
       <w:pPr>
         <w:pStyle w:val="Heading2"/>
@@ -8417,18 +7839,18 @@
           <wp:inline>
             <wp:extent cx="5334000" cy="3027719"/>
             <wp:effectExtent b="0" l="0" r="0" t="0"/>
-            <wp:docPr descr="Figure 10 — Logical deployment" title="" id="56" name="Picture"/>
+            <wp:docPr descr="Figure 10 — Logical deployment" title="" id="55" name="Picture"/>
             <a:graphic>
               <a:graphicData uri="http://schemas.openxmlformats.org/drawingml/2006/picture">
                 <pic:pic>
                   <pic:nvPicPr>
-                    <pic:cNvPr descr="../docs/diagrams/preview/c4-deployment.png" id="57" name="Picture"/>
+                    <pic:cNvPr descr="../docs/diagrams/preview/c4-deployment.png" id="56" name="Picture"/>
                     <pic:cNvPicPr>
                       <a:picLocks noChangeArrowheads="1" noChangeAspect="1"/>
                     </pic:cNvPicPr>
                   </pic:nvPicPr>
                   <pic:blipFill>
-                    <a:blip r:embed="rId55"/>
+                    <a:blip r:embed="rId54"/>
                     <a:stretch>
                       <a:fillRect/>
                     </a:stretch>
@@ -8484,18 +7906,18 @@
           <wp:inline>
             <wp:extent cx="5334000" cy="2397735"/>
             <wp:effectExtent b="0" l="0" r="0" t="0"/>
-            <wp:docPr descr="Figure 11 — Reference deployment" title="" id="59" name="Picture"/>
+            <wp:docPr descr="Figure 11 — Reference deployment" title="" id="58" name="Picture"/>
             <a:graphic>
               <a:graphicData uri="http://schemas.openxmlformats.org/drawingml/2006/picture">
                 <pic:pic>
                   <pic:nvPicPr>
-                    <pic:cNvPr descr="../docs/diagrams/preview/c4-reference-deployment.png" id="60" name="Picture"/>
+                    <pic:cNvPr descr="../docs/diagrams/preview/c4-reference-deployment.png" id="59" name="Picture"/>
                     <pic:cNvPicPr>
                       <a:picLocks noChangeArrowheads="1" noChangeAspect="1"/>
                     </pic:cNvPicPr>
                   </pic:nvPicPr>
                   <pic:blipFill>
-                    <a:blip r:embed="rId58"/>
+                    <a:blip r:embed="rId57"/>
                     <a:stretch>
                       <a:fillRect/>
                     </a:stretch>
@@ -8559,11 +7981,11 @@
         <w:t xml:space="preserve"> </w:t>
       </w:r>
       <w:r>
-        <w:t xml:space="preserve">managed primary with a reader, archive and KMS in a trustee account, public delivery behind a CDN.</w:t>
-      </w:r>
-    </w:p>
-    <w:bookmarkEnd w:id="61"/>
-    <w:bookmarkStart w:id="68" w:name="X305efbe7ffae7b99f4e472ebd5733135501ccce"/>
+        <w:t xml:space="preserve">managed primary with a reader, archive and KMS in a trustee account, delivery behind a CDN.</w:t>
+      </w:r>
+    </w:p>
+    <w:bookmarkEnd w:id="60"/>
+    <w:bookmarkStart w:id="67" w:name="X305efbe7ffae7b99f4e472ebd5733135501ccce"/>
     <w:p>
       <w:pPr>
         <w:pStyle w:val="Heading2"/>
@@ -8581,18 +8003,18 @@
           <wp:inline>
             <wp:extent cx="5334000" cy="4561880"/>
             <wp:effectExtent b="0" l="0" r="0" t="0"/>
-            <wp:docPr descr="Figure 12 — Dynamic view: event acceptance" title="" id="63" name="Picture"/>
+            <wp:docPr descr="Figure 12 — Dynamic view: event acceptance" title="" id="62" name="Picture"/>
             <a:graphic>
               <a:graphicData uri="http://schemas.openxmlformats.org/drawingml/2006/picture">
                 <pic:pic>
                   <pic:nvPicPr>
-                    <pic:cNvPr descr="../docs/diagrams/preview/c4-dynamic.png" id="64" name="Picture"/>
+                    <pic:cNvPr descr="../docs/diagrams/preview/c4-dynamic.png" id="63" name="Picture"/>
                     <pic:cNvPicPr>
                       <a:picLocks noChangeArrowheads="1" noChangeAspect="1"/>
                     </pic:cNvPicPr>
                   </pic:nvPicPr>
                   <pic:blipFill>
-                    <a:blip r:embed="rId62"/>
+                    <a:blip r:embed="rId61"/>
                     <a:stretch>
                       <a:fillRect/>
                     </a:stretch>
@@ -8997,13 +8419,13 @@
         <w:pStyle w:val="BodyText"/>
       </w:pPr>
       <w:r>
-        <w:t xml:space="preserve">Step 16 is the submitter reading the event back; the consumer read comes from the CDN at step 15 and never reaches</w:t>
-      </w:r>
-      <w:r>
-        <w:t xml:space="preserve"> </w:t>
-      </w:r>
-      <w:r>
-        <w:t xml:space="preserve">the application.</w:t>
+        <w:t xml:space="preserve">Step 16 is the submitter reading back; the consumer read comes from the CDN at step 15 and never reaches the</w:t>
+      </w:r>
+      <w:r>
+        <w:t xml:space="preserve"> </w:t>
+      </w:r>
+      <w:r>
+        <w:t xml:space="preserve">application.</w:t>
       </w:r>
     </w:p>
     <w:p>
@@ -9015,18 +8437,18 @@
           <wp:inline>
             <wp:extent cx="5334000" cy="5394417"/>
             <wp:effectExtent b="0" l="0" r="0" t="0"/>
-            <wp:docPr descr="Figure 13 — Dynamic view: recall investigation" title="" id="66" name="Picture"/>
+            <wp:docPr descr="Figure 13 — Dynamic view: recall investigation" title="" id="65" name="Picture"/>
             <a:graphic>
               <a:graphicData uri="http://schemas.openxmlformats.org/drawingml/2006/picture">
                 <pic:pic>
                   <pic:nvPicPr>
-                    <pic:cNvPr descr="../docs/diagrams/preview/c4-dynamic-recall.png" id="67" name="Picture"/>
+                    <pic:cNvPr descr="../docs/diagrams/preview/c4-dynamic-recall.png" id="66" name="Picture"/>
                     <pic:cNvPicPr>
                       <a:picLocks noChangeArrowheads="1" noChangeAspect="1"/>
                     </pic:cNvPicPr>
                   </pic:nvPicPr>
                   <pic:blipFill>
-                    <a:blip r:embed="rId65"/>
+                    <a:blip r:embed="rId64"/>
                     <a:stretch>
                       <a:fillRect/>
                     </a:stretch>
@@ -9114,8 +8536,8 @@
         <w:t xml:space="preserve">.</w:t>
       </w:r>
     </w:p>
-    <w:bookmarkEnd w:id="68"/>
-    <w:bookmarkStart w:id="69" w:name="Xd270f0c15d9a0d0f1fe91239be39fef8e9bb0fe"/>
+    <w:bookmarkEnd w:id="67"/>
+    <w:bookmarkStart w:id="68" w:name="Xd270f0c15d9a0d0f1fe91239be39fef8e9bb0fe"/>
     <w:p>
       <w:pPr>
         <w:pStyle w:val="Heading2"/>
@@ -9642,7 +9064,7 @@
         <w:t xml:space="preserve"> </w:t>
       </w:r>
       <w:r>
-        <w:t xml:space="preserve">regulator mirror (SP-7). SP-8 states the rest in the interface.</w:t>
+        <w:t xml:space="preserve">regulator mirror (SP-7); SP-8 states the rest in the interface.</w:t>
       </w:r>
     </w:p>
     <w:p>
@@ -9650,13 +9072,13 @@
         <w:pStyle w:val="BodyText"/>
       </w:pPr>
       <w:r>
-        <w:t xml:space="preserve">No personal field in the record means deletion never negotiates with immutability; content off the platform means</w:t>
-      </w:r>
-      <w:r>
-        <w:t xml:space="preserve"> </w:t>
-      </w:r>
-      <w:r>
-        <w:t xml:space="preserve">there is nothing to compel; classification by construction means no</w:t>
+        <w:t xml:space="preserve">No personal field means deletion never negotiates with immutability; content off the platform means nothing can be</w:t>
+      </w:r>
+      <w:r>
+        <w:t xml:space="preserve"> </w:t>
+      </w:r>
+      <w:r>
+        <w:t xml:space="preserve">compelled; classification by construction means no</w:t>
       </w:r>
       <w:r>
         <w:t xml:space="preserve"> </w:t>
@@ -9668,23 +9090,17 @@
         <w:t xml:space="preserve"> </w:t>
       </w:r>
       <w:r>
-        <w:t xml:space="preserve">tier can appear. Three</w:t>
-      </w:r>
-      <w:r>
-        <w:t xml:space="preserve"> </w:t>
-      </w:r>
-      <w:r>
-        <w:t xml:space="preserve">risks remain stated rather than mitigated: a compromised runtime, a resourced colluder, and a holder’s own legal</w:t>
-      </w:r>
-      <w:r>
-        <w:t xml:space="preserve"> </w:t>
-      </w:r>
-      <w:r>
-        <w:t xml:space="preserve">obligations.</w:t>
-      </w:r>
-    </w:p>
-    <w:bookmarkEnd w:id="69"/>
-    <w:bookmarkStart w:id="70" w:name="X36e5a56224af50f9acd2822c02679c7a7d9b6b9"/>
+        <w:t xml:space="preserve">tier can appear. Three risks stay stated: a</w:t>
+      </w:r>
+      <w:r>
+        <w:t xml:space="preserve"> </w:t>
+      </w:r>
+      <w:r>
+        <w:t xml:space="preserve">compromised runtime, a resourced colluder, and a holder’s own legal obligations.</w:t>
+      </w:r>
+    </w:p>
+    <w:bookmarkEnd w:id="68"/>
+    <w:bookmarkStart w:id="69" w:name="X36e5a56224af50f9acd2822c02679c7a7d9b6b9"/>
     <w:p>
       <w:pPr>
         <w:pStyle w:val="Heading2"/>
@@ -9708,25 +9124,25 @@
         <w:t xml:space="preserve"> </w:t>
       </w:r>
       <w:r>
-        <w:t xml:space="preserve">Screening runs in the regulator’s workspace over signed rule versions: a model is an alternative</w:t>
-      </w:r>
-      <w:r>
-        <w:t xml:space="preserve"> </w:t>
-      </w:r>
-      <w:r>
-        <w:t xml:space="preserve">implementation of the same interface, which is why the first release has no model loader. Every finding carries</w:t>
-      </w:r>
-      <w:r>
-        <w:t xml:space="preserve"> </w:t>
-      </w:r>
-      <w:r>
-        <w:t xml:space="preserve">its rule or model version and input watermark, so it reproduces; no output becomes an action without an officer’s</w:t>
-      </w:r>
-      <w:r>
-        <w:t xml:space="preserve"> </w:t>
-      </w:r>
-      <w:r>
-        <w:t xml:space="preserve">signature. Rejected: ML at admission (makes a model an adjudicator) and training on the platform’s own copy.</w:t>
+        <w:t xml:space="preserve">Screening runs in the regulator’s workspace over signed rule versions; a model is an alternative</w:t>
+      </w:r>
+      <w:r>
+        <w:t xml:space="preserve"> </w:t>
+      </w:r>
+      <w:r>
+        <w:t xml:space="preserve">implementation of the same interface, which is why the first release has no model loader. Every finding carries its</w:t>
+      </w:r>
+      <w:r>
+        <w:t xml:space="preserve"> </w:t>
+      </w:r>
+      <w:r>
+        <w:t xml:space="preserve">rule or model version and input watermark; no output becomes an action without an officer’s signature. Rejected: ML</w:t>
+      </w:r>
+      <w:r>
+        <w:t xml:space="preserve"> </w:t>
+      </w:r>
+      <w:r>
+        <w:t xml:space="preserve">at admission, and training on the platform’s own copy.</w:t>
       </w:r>
     </w:p>
     <w:p>
@@ -9744,30 +9160,30 @@
         <w:t xml:space="preserve"> </w:t>
       </w:r>
       <w:r>
-        <w:t xml:space="preserve">The boundary sits at the participant: profile-required summaries enter the record, raw readings stay</w:t>
-      </w:r>
-      <w:r>
-        <w:t xml:space="preserve"> </w:t>
-      </w:r>
-      <w:r>
-        <w:t xml:space="preserve">behind a commitment, and devices are organisation delegations rather than users. Collection and alarming are</w:t>
-      </w:r>
-      <w:r>
-        <w:t xml:space="preserve"> </w:t>
-      </w:r>
-      <w:r>
-        <w:t xml:space="preserve">local, availability is the platform’s, verifiability is the archive’s. Rejected: raw telemetry upload and</w:t>
-      </w:r>
-      <w:r>
-        <w:t xml:space="preserve"> </w:t>
-      </w:r>
-      <w:r>
-        <w:t xml:space="preserve">platform-side real-time alerting, which would duplicate the participant’s control loop.</w:t>
-      </w:r>
-    </w:p>
+        <w:t xml:space="preserve">The boundary sits at the participant: profile-required summaries enter the record, raw readings stay behind a</w:t>
+      </w:r>
+      <w:r>
+        <w:t xml:space="preserve"> </w:t>
+      </w:r>
+      <w:r>
+        <w:t xml:space="preserve">commitment, and devices are organisation delegations, not users. Collection and alarming are local, availability is</w:t>
+      </w:r>
+      <w:r>
+        <w:t xml:space="preserve"> </w:t>
+      </w:r>
+      <w:r>
+        <w:t xml:space="preserve">the platform’s, verifiability the archive’s. Rejected: raw telemetry upload and platform-side alerting, which would</w:t>
+      </w:r>
+      <w:r>
+        <w:t xml:space="preserve"> </w:t>
+      </w:r>
+      <w:r>
+        <w:t xml:space="preserve">duplicate the participant’s control loop.</w:t>
+      </w:r>
+    </w:p>
+    <w:bookmarkEnd w:id="69"/>
     <w:bookmarkEnd w:id="70"/>
-    <w:bookmarkEnd w:id="71"/>
-    <w:bookmarkStart w:id="76" w:name="architecture-evaluation-and-alternatives"/>
+    <w:bookmarkStart w:id="75" w:name="architecture-evaluation-and-alternatives"/>
     <w:p>
       <w:pPr>
         <w:pStyle w:val="Heading1"/>
@@ -9790,7 +9206,7 @@
         <w:t xml:space="preserve">fall short.</w:t>
       </w:r>
     </w:p>
-    <w:bookmarkStart w:id="75" w:name="how-well-it-does-rubric-5.15.4"/>
+    <w:bookmarkStart w:id="74" w:name="how-well-it-does-rubric-5.15.4"/>
     <w:p>
       <w:pPr>
         <w:pStyle w:val="Heading2"/>
@@ -9799,7 +9215,7 @@
         <w:t xml:space="preserve">5.1 How well it does — rubric 5.1–5.4</w:t>
       </w:r>
     </w:p>
-    <w:bookmarkStart w:id="72" w:name="Xfcd46863cc4599d70d65f1de5c21c9b695f3f38"/>
+    <w:bookmarkStart w:id="71" w:name="Xfcd46863cc4599d70d65f1de5c21c9b695f3f38"/>
     <w:p>
       <w:pPr>
         <w:pStyle w:val="Heading3"/>
@@ -10498,7 +9914,7 @@
         <w:pStyle w:val="BodyText"/>
       </w:pPr>
       <w:r>
-        <w:t xml:space="preserve">The evidentiary objectives are met strongly; both</w:t>
+        <w:t xml:space="preserve">The evidentiary objectives are met strongly. Both</w:t>
       </w:r>
       <w:r>
         <w:t xml:space="preserve"> </w:t>
@@ -10513,7 +9929,7 @@
         <w:t xml:space="preserve"> </w:t>
       </w:r>
       <w:r>
-        <w:t xml:space="preserve">rows are what the design cannot close alone — a second</w:t>
+        <w:t xml:space="preserve">rows are what the design cannot close alone: a second</w:t>
       </w:r>
       <w:r>
         <w:t xml:space="preserve"> </w:t>
@@ -10522,8 +9938,8 @@
         <w:t xml:space="preserve">region is a governance act, and a view layer is a client this report does not specify.</w:t>
       </w:r>
     </w:p>
-    <w:bookmarkEnd w:id="72"/>
-    <w:bookmarkStart w:id="73" w:name="X4127547ad29cb020ec8d2c9b020164405f0c3ba"/>
+    <w:bookmarkEnd w:id="71"/>
+    <w:bookmarkStart w:id="72" w:name="X4127547ad29cb020ec8d2c9b020164405f0c3ba"/>
     <w:p>
       <w:pPr>
         <w:pStyle w:val="Heading3"/>
@@ -11092,37 +10508,25 @@
         <w:t xml:space="preserve"> </w:t>
       </w:r>
       <w:r>
-        <w:t xml:space="preserve">The confirmation gate depends on parties outside the design: a holder or the chain can stall ingestion,</w:t>
-      </w:r>
-      <w:r>
-        <w:t xml:space="preserve"> </w:t>
-      </w:r>
-      <w:r>
-        <w:t xml:space="preserve">and one relayer holds the only wallet (quorum of one, outbox buffering, key in KMS, deterministic leaves allow</w:t>
-      </w:r>
-      <w:r>
-        <w:t xml:space="preserve"> </w:t>
-      </w:r>
-      <w:r>
-        <w:t xml:space="preserve">re-anchoring). A flat read scope leaves admission as the only confidentiality control (entity verification,</w:t>
-      </w:r>
-      <w:r>
-        <w:t xml:space="preserve"> </w:t>
-      </w:r>
-      <w:r>
-        <w:t xml:space="preserve">sponsor, dual approval). The regulator may not operate its runtime (analytics is optional). A regional loss can take</w:t>
-      </w:r>
-      <w:r>
-        <w:t xml:space="preserve"> </w:t>
-      </w:r>
-      <w:r>
-        <w:t xml:space="preserve">24 hours, a target proven only by drill. The field floor grows and burdens the smallest participants; retirement is</w:t>
-      </w:r>
-      <w:r>
-        <w:t xml:space="preserve"> </w:t>
-      </w:r>
-      <w:r>
-        <w:t xml:space="preserve">a gap.</w:t>
+        <w:t xml:space="preserve">The confirmation gate depends on parties outside the design: a holder or the chain can stall ingestion, and</w:t>
+      </w:r>
+      <w:r>
+        <w:t xml:space="preserve"> </w:t>
+      </w:r>
+      <w:r>
+        <w:t xml:space="preserve">one relayer holds the only wallet (quorum of one, outbox buffering, key in KMS, deterministic leaves). A flat read</w:t>
+      </w:r>
+      <w:r>
+        <w:t xml:space="preserve"> </w:t>
+      </w:r>
+      <w:r>
+        <w:t xml:space="preserve">scope leaves admission as the only confidentiality control. The regulator may not operate its runtime. A regional</w:t>
+      </w:r>
+      <w:r>
+        <w:t xml:space="preserve"> </w:t>
+      </w:r>
+      <w:r>
+        <w:t xml:space="preserve">loss can take 24 hours, a target proven only by drill. The field floor grows and burdens the smallest participants.</w:t>
       </w:r>
     </w:p>
     <w:p>
@@ -11197,8 +10601,8 @@
         <w:t xml:space="preserve">content would help investigations and destroy the privacy claim.</w:t>
       </w:r>
     </w:p>
-    <w:bookmarkEnd w:id="73"/>
-    <w:bookmarkStart w:id="74" w:name="Xccc50b5a5f1fab7f2c03bfe5f2b04ef04f3d720"/>
+    <w:bookmarkEnd w:id="72"/>
+    <w:bookmarkStart w:id="73" w:name="Xccc50b5a5f1fab7f2c03bfe5f2b04ef04f3d720"/>
     <w:p>
       <w:pPr>
         <w:pStyle w:val="Heading3"/>
@@ -11264,7 +10668,13 @@
         <w:t xml:space="preserve"> </w:t>
       </w:r>
       <w:r>
-        <w:t xml:space="preserve">and the strongest fallback. It wins if chain cost, finality variance or policy makes a public network untenable.</w:t>
+        <w:t xml:space="preserve">and the strongest fallback. It wins only if C1 were relaxed — chain cost, finality variance or policy making a public</w:t>
+      </w:r>
+      <w:r>
+        <w:t xml:space="preserve"> </w:t>
+      </w:r>
+      <w:r>
+        <w:t xml:space="preserve">network untenable.</w:t>
       </w:r>
     </w:p>
     <w:p>
@@ -11306,19 +10716,13 @@
         <w:t xml:space="preserve"> </w:t>
       </w:r>
       <w:r>
-        <w:t xml:space="preserve">The same responsibilities as separate services with per-service databases:</w:t>
-      </w:r>
-      <w:r>
-        <w:t xml:space="preserve"> </w:t>
-      </w:r>
-      <w:r>
-        <w:t xml:space="preserve">independent scaling, paid for with sagas, a broker, a registry and a platform team. Cost without benefit at 10 000</w:t>
-      </w:r>
-      <w:r>
-        <w:t xml:space="preserve"> </w:t>
-      </w:r>
-      <w:r>
-        <w:t xml:space="preserve">events/day.</w:t>
+        <w:t xml:space="preserve">The same responsibilities as separate services: independent scaling, paid</w:t>
+      </w:r>
+      <w:r>
+        <w:t xml:space="preserve"> </w:t>
+      </w:r>
+      <w:r>
+        <w:t xml:space="preserve">for with sagas, a broker, a registry and a platform team. Cost without benefit at 10 000 events/day.</w:t>
       </w:r>
     </w:p>
     <w:tbl>
@@ -11778,10 +11182,10 @@
         <w:t xml:space="preserve">that do not exist. Every alternative changes the edges, not the core.</w:t>
       </w:r>
     </w:p>
+    <w:bookmarkEnd w:id="73"/>
     <w:bookmarkEnd w:id="74"/>
     <w:bookmarkEnd w:id="75"/>
-    <w:bookmarkEnd w:id="76"/>
-    <w:bookmarkStart w:id="79" w:name="appendix-a-traceability"/>
+    <w:bookmarkStart w:id="78" w:name="appendix-a-traceability"/>
     <w:p>
       <w:pPr>
         <w:pStyle w:val="Heading1"/>
@@ -11804,7 +11208,7 @@
         <w:t xml:space="preserve">consults them to check a link, not to understand the design.</w:t>
       </w:r>
     </w:p>
-    <w:bookmarkStart w:id="77" w:name="Xd4090330fb7444a67a1b0d031de8c0872bd5f0a"/>
+    <w:bookmarkStart w:id="76" w:name="Xd4090330fb7444a67a1b0d031de8c0872bd5f0a"/>
     <w:p>
       <w:pPr>
         <w:pStyle w:val="Heading2"/>
@@ -12388,8 +11792,8 @@
         </w:tc>
       </w:tr>
     </w:tbl>
-    <w:bookmarkEnd w:id="77"/>
-    <w:bookmarkStart w:id="78" w:name="a.2-class-to-component-to-container"/>
+    <w:bookmarkEnd w:id="76"/>
+    <w:bookmarkStart w:id="77" w:name="a.2-class-to-component-to-container"/>
     <w:p>
       <w:pPr>
         <w:pStyle w:val="Heading2"/>
@@ -12902,9 +12306,9 @@
         </w:tc>
       </w:tr>
     </w:tbl>
+    <w:bookmarkEnd w:id="77"/>
     <w:bookmarkEnd w:id="78"/>
-    <w:bookmarkEnd w:id="79"/>
-    <w:bookmarkStart w:id="80" w:name="appendix-b-regulation"/>
+    <w:bookmarkStart w:id="79" w:name="appendix-b-regulation"/>
     <w:p>
       <w:pPr>
         <w:pStyle w:val="Heading1"/>
@@ -13171,7 +12575,7 @@
         </w:tc>
       </w:tr>
     </w:tbl>
-    <w:bookmarkEnd w:id="80"/>
+    <w:bookmarkEnd w:id="79"/>
     <w:sectPr>
       <w:footnotePr>
         <w:numRestart w:val="eachSect"/>
